--- a/docs/Ver1.1.10.6/データ集約_主キー・連携キー・結合キーの動作概念_V11106.docx
+++ b/docs/Ver1.1.10.6/データ集約_主キー・連携キー・結合キーの動作概念_V11106.docx
@@ -4275,6 +4275,151 @@
           </w:p>
         </w:tc>
       </w:tr>
+      <w:tr>
+        <w:tc>
+          <w:tcPr>
+            <w:tcW w:type="dxa" w:w="3213"/>
+            <w:shd w:fill="F4F7FA" w:val="clear"/>
+            <w:tcBorders>
+              <w:top w:val="single" w:sz="4" w:space="0" w:color="B0B8C1"/>
+              <w:left w:val="single" w:sz="4" w:space="0" w:color="B0B8C1"/>
+              <w:bottom w:val="single" w:sz="4" w:space="0" w:color="B0B8C1"/>
+              <w:right w:val="single" w:sz="4" w:space="0" w:color="B0B8C1"/>
+            </w:tcBorders>
+          </w:tcPr>
+          <w:p>
+            <w:r/>
+            <w:r>
+              <w:rPr>
+                <w:rFonts w:ascii="游ゴシック" w:hAnsi="游ゴシック" w:eastAsia="游ゴシック"/>
+                <w:b w:val="0"/>
+                <w:color w:val="444444"/>
+                <w:sz w:val="18"/>
+              </w:rPr>
+              <w:t>件数が想定より少ない</w:t>
+            </w:r>
+          </w:p>
+        </w:tc>
+        <w:tc>
+          <w:tcPr>
+            <w:tcW w:type="dxa" w:w="3213"/>
+            <w:shd w:fill="F4F7FA" w:val="clear"/>
+            <w:tcBorders>
+              <w:top w:val="single" w:sz="4" w:space="0" w:color="B0B8C1"/>
+              <w:left w:val="single" w:sz="4" w:space="0" w:color="B0B8C1"/>
+              <w:bottom w:val="single" w:sz="4" w:space="0" w:color="B0B8C1"/>
+              <w:right w:val="single" w:sz="4" w:space="0" w:color="B0B8C1"/>
+            </w:tcBorders>
+          </w:tcPr>
+          <w:p>
+            <w:r/>
+            <w:r>
+              <w:rPr>
+                <w:rFonts w:ascii="游ゴシック" w:hAnsi="游ゴシック" w:eastAsia="游ゴシック"/>
+                <w:b w:val="0"/>
+                <w:color w:val="444444"/>
+                <w:sz w:val="18"/>
+              </w:rPr>
+              <w:t>主キーの「N件」上限に達している</w:t>
+            </w:r>
+          </w:p>
+        </w:tc>
+        <w:tc>
+          <w:tcPr>
+            <w:tcW w:type="dxa" w:w="3213"/>
+            <w:shd w:fill="F4F7FA" w:val="clear"/>
+            <w:tcBorders>
+              <w:top w:val="single" w:sz="4" w:space="0" w:color="B0B8C1"/>
+              <w:left w:val="single" w:sz="4" w:space="0" w:color="B0B8C1"/>
+              <w:bottom w:val="single" w:sz="4" w:space="0" w:color="B0B8C1"/>
+              <w:right w:val="single" w:sz="4" w:space="0" w:color="B0B8C1"/>
+            </w:tcBorders>
+          </w:tcPr>
+          <w:p>
+            <w:r/>
+            <w:r>
+              <w:rPr>
+                <w:rFonts w:ascii="游ゴシック" w:hAnsi="游ゴシック" w:eastAsia="游ゴシック"/>
+                <w:b w:val="0"/>
+                <w:color w:val="444444"/>
+                <w:sz w:val="18"/>
+              </w:rPr>
+              <w:t>デバッグで警告を確認し、取得件数を見直す</w:t>
+            </w:r>
+          </w:p>
+        </w:tc>
+      </w:tr>
+      <w:tr>
+        <w:tc>
+          <w:tcPr>
+            <w:tcW w:type="dxa" w:w="3213"/>
+            <w:tcBorders>
+              <w:top w:val="single" w:sz="4" w:space="0" w:color="B0B8C1"/>
+              <w:left w:val="single" w:sz="4" w:space="0" w:color="B0B8C1"/>
+              <w:bottom w:val="single" w:sz="4" w:space="0" w:color="B0B8C1"/>
+              <w:right w:val="single" w:sz="4" w:space="0" w:color="B0B8C1"/>
+            </w:tcBorders>
+          </w:tcPr>
+          <w:p>
+            <w:r/>
+            <w:r>
+              <w:rPr>
+                <w:rFonts w:ascii="游ゴシック" w:hAnsi="游ゴシック" w:eastAsia="游ゴシック"/>
+                <w:b w:val="0"/>
+                <w:color w:val="444444"/>
+                <w:sz w:val="18"/>
+              </w:rPr>
+              <w:t>デバッグでは警告、一括では出ない</w:t>
+            </w:r>
+          </w:p>
+        </w:tc>
+        <w:tc>
+          <w:tcPr>
+            <w:tcW w:type="dxa" w:w="3213"/>
+            <w:tcBorders>
+              <w:top w:val="single" w:sz="4" w:space="0" w:color="B0B8C1"/>
+              <w:left w:val="single" w:sz="4" w:space="0" w:color="B0B8C1"/>
+              <w:bottom w:val="single" w:sz="4" w:space="0" w:color="B0B8C1"/>
+              <w:right w:val="single" w:sz="4" w:space="0" w:color="B0B8C1"/>
+            </w:tcBorders>
+          </w:tcPr>
+          <w:p>
+            <w:r/>
+            <w:r>
+              <w:rPr>
+                <w:rFonts w:ascii="游ゴシック" w:hAnsi="游ゴシック" w:eastAsia="游ゴシック"/>
+                <w:b w:val="0"/>
+                <w:color w:val="444444"/>
+                <w:sz w:val="18"/>
+              </w:rPr>
+              <w:t>本番一括は上限超過でも警告画面を出さない仕様</w:t>
+            </w:r>
+          </w:p>
+        </w:tc>
+        <w:tc>
+          <w:tcPr>
+            <w:tcW w:type="dxa" w:w="3213"/>
+            <w:tcBorders>
+              <w:top w:val="single" w:sz="4" w:space="0" w:color="B0B8C1"/>
+              <w:left w:val="single" w:sz="4" w:space="0" w:color="B0B8C1"/>
+              <w:bottom w:val="single" w:sz="4" w:space="0" w:color="B0B8C1"/>
+              <w:right w:val="single" w:sz="4" w:space="0" w:color="B0B8C1"/>
+            </w:tcBorders>
+          </w:tcPr>
+          <w:p>
+            <w:r/>
+            <w:r>
+              <w:rPr>
+                <w:rFonts w:ascii="游ゴシック" w:hAnsi="游ゴシック" w:eastAsia="游ゴシック"/>
+                <w:b w:val="0"/>
+                <w:color w:val="444444"/>
+                <w:sz w:val="18"/>
+              </w:rPr>
+              <w:t>上限の確認はデバッグ側で行う</w:t>
+            </w:r>
+          </w:p>
+        </w:tc>
+      </w:tr>
     </w:tbl>
     <w:p/>
     <w:sectPr>
